--- a/assets/templates/tor_template.docx
+++ b/assets/templates/tor_template.docx
@@ -44,7 +44,7 @@
           <v:shape id="_x0000_s1026" type="#_x0000_t75" alt="" style="position:absolute;left:0;text-align:left;margin-left:-1.5pt;margin-top:-20.3pt;width:53.4pt;height:57.75pt;z-index:251659264;mso-wrap-edited:f;mso-width-percent:0;mso-height-percent:0;mso-position-horizontal-relative:text;mso-position-vertical-relative:text;mso-width-percent:0;mso-height-percent:0" fillcolor="window">
             <v:imagedata r:id="rId6" o:title=""/>
           </v:shape>
-          <o:OLEObject Type="Embed" ProgID="Word.Picture.8" ShapeID="_x0000_s1026" DrawAspect="Content" ObjectID="_1845237048" r:id="rId7"/>
+          <o:OLEObject Type="Embed" ProgID="Word.Picture.8" ShapeID="_x0000_s1026" DrawAspect="Content" ObjectID="_1845323335" r:id="rId7"/>
         </w:object>
       </w:r>
       <w:r>
@@ -263,7 +263,23 @@
           <w:rFonts w:ascii="TH SarabunIT๙" w:hAnsi="TH SarabunIT๙" w:cs="TH SarabunIT๙"/>
           <w:szCs w:val="32"/>
         </w:rPr>
-        <w:t>{{school_name}}</w:t>
+        <w:t>{{</w:t>
+      </w:r>
+      <w:proofErr w:type="spellStart"/>
+      <w:r>
+        <w:rPr>
+          <w:rFonts w:ascii="TH SarabunIT๙" w:hAnsi="TH SarabunIT๙" w:cs="TH SarabunIT๙"/>
+          <w:szCs w:val="32"/>
+        </w:rPr>
+        <w:t>school_name</w:t>
+      </w:r>
+      <w:proofErr w:type="spellEnd"/>
+      <w:r>
+        <w:rPr>
+          <w:rFonts w:ascii="TH SarabunIT๙" w:hAnsi="TH SarabunIT๙" w:cs="TH SarabunIT๙"/>
+          <w:szCs w:val="32"/>
+        </w:rPr>
+        <w:t>}}</w:t>
       </w:r>
     </w:p>
     <w:p>
@@ -353,7 +369,25 @@
           <w:sz w:val="32"/>
           <w:szCs w:val="32"/>
         </w:rPr>
-        <w:t>{{school_name}}</w:t>
+        <w:t>{{</w:t>
+      </w:r>
+      <w:proofErr w:type="spellStart"/>
+      <w:r>
+        <w:rPr>
+          <w:rFonts w:ascii="TH SarabunIT๙" w:hAnsi="TH SarabunIT๙" w:cs="TH SarabunIT๙"/>
+          <w:sz w:val="32"/>
+          <w:szCs w:val="32"/>
+        </w:rPr>
+        <w:t>school_name</w:t>
+      </w:r>
+      <w:proofErr w:type="spellEnd"/>
+      <w:r>
+        <w:rPr>
+          <w:rFonts w:ascii="TH SarabunIT๙" w:hAnsi="TH SarabunIT๙" w:cs="TH SarabunIT๙"/>
+          <w:sz w:val="32"/>
+          <w:szCs w:val="32"/>
+        </w:rPr>
+        <w:t>}}</w:t>
       </w:r>
       <w:r>
         <w:rPr>
@@ -432,7 +466,25 @@
           <w:sz w:val="32"/>
           <w:szCs w:val="32"/>
         </w:rPr>
-        <w:t>{{school_name}}</w:t>
+        <w:t>{{</w:t>
+      </w:r>
+      <w:proofErr w:type="spellStart"/>
+      <w:r>
+        <w:rPr>
+          <w:rFonts w:ascii="TH SarabunIT๙" w:hAnsi="TH SarabunIT๙" w:cs="TH SarabunIT๙"/>
+          <w:sz w:val="32"/>
+          <w:szCs w:val="32"/>
+        </w:rPr>
+        <w:t>school_name</w:t>
+      </w:r>
+      <w:proofErr w:type="spellEnd"/>
+      <w:r>
+        <w:rPr>
+          <w:rFonts w:ascii="TH SarabunIT๙" w:hAnsi="TH SarabunIT๙" w:cs="TH SarabunIT๙"/>
+          <w:sz w:val="32"/>
+          <w:szCs w:val="32"/>
+        </w:rPr>
+        <w:t>}}</w:t>
       </w:r>
       <w:r>
         <w:rPr>
@@ -619,7 +671,23 @@
           <w:rFonts w:ascii="TH SarabunIT๙" w:hAnsi="TH SarabunIT๙" w:cs="TH SarabunIT๙"/>
           <w:szCs w:val="32"/>
         </w:rPr>
-        <w:t>{{procurement_officer}}</w:t>
+        <w:t>{{</w:t>
+      </w:r>
+      <w:proofErr w:type="spellStart"/>
+      <w:r>
+        <w:rPr>
+          <w:rFonts w:ascii="TH SarabunIT๙" w:hAnsi="TH SarabunIT๙" w:cs="TH SarabunIT๙"/>
+          <w:szCs w:val="32"/>
+        </w:rPr>
+        <w:t>procurement_officer</w:t>
+      </w:r>
+      <w:proofErr w:type="spellEnd"/>
+      <w:r>
+        <w:rPr>
+          <w:rFonts w:ascii="TH SarabunIT๙" w:hAnsi="TH SarabunIT๙" w:cs="TH SarabunIT๙"/>
+          <w:szCs w:val="32"/>
+        </w:rPr>
+        <w:t>}}</w:t>
       </w:r>
       <w:r>
         <w:rPr>
@@ -724,7 +792,23 @@
           <w:rFonts w:ascii="TH SarabunIT๙" w:hAnsi="TH SarabunIT๙" w:cs="TH SarabunIT๙"/>
           <w:szCs w:val="32"/>
         </w:rPr>
-        <w:t>{{procurement_head}}</w:t>
+        <w:t>{{</w:t>
+      </w:r>
+      <w:proofErr w:type="spellStart"/>
+      <w:r>
+        <w:rPr>
+          <w:rFonts w:ascii="TH SarabunIT๙" w:hAnsi="TH SarabunIT๙" w:cs="TH SarabunIT๙"/>
+          <w:szCs w:val="32"/>
+        </w:rPr>
+        <w:t>procurement_head</w:t>
+      </w:r>
+      <w:proofErr w:type="spellEnd"/>
+      <w:r>
+        <w:rPr>
+          <w:rFonts w:ascii="TH SarabunIT๙" w:hAnsi="TH SarabunIT๙" w:cs="TH SarabunIT๙"/>
+          <w:szCs w:val="32"/>
+        </w:rPr>
+        <w:t>}}</w:t>
       </w:r>
       <w:r>
         <w:rPr>
@@ -885,7 +969,23 @@
           <w:rFonts w:ascii="TH SarabunIT๙" w:hAnsi="TH SarabunIT๙" w:cs="TH SarabunIT๙"/>
           <w:szCs w:val="32"/>
         </w:rPr>
-        <w:t>{{director_name}}</w:t>
+        <w:t>{{</w:t>
+      </w:r>
+      <w:proofErr w:type="spellStart"/>
+      <w:r>
+        <w:rPr>
+          <w:rFonts w:ascii="TH SarabunIT๙" w:hAnsi="TH SarabunIT๙" w:cs="TH SarabunIT๙"/>
+          <w:szCs w:val="32"/>
+        </w:rPr>
+        <w:t>director_name</w:t>
+      </w:r>
+      <w:proofErr w:type="spellEnd"/>
+      <w:r>
+        <w:rPr>
+          <w:rFonts w:ascii="TH SarabunIT๙" w:hAnsi="TH SarabunIT๙" w:cs="TH SarabunIT๙"/>
+          <w:szCs w:val="32"/>
+        </w:rPr>
+        <w:t>}}</w:t>
       </w:r>
       <w:r>
         <w:rPr>
@@ -932,7 +1032,25 @@
           <w:sz w:val="32"/>
           <w:szCs w:val="32"/>
         </w:rPr>
-        <w:t>{{school_name}}</w:t>
+        <w:t>{{</w:t>
+      </w:r>
+      <w:proofErr w:type="spellStart"/>
+      <w:r>
+        <w:rPr>
+          <w:rFonts w:ascii="TH SarabunIT๙" w:hAnsi="TH SarabunIT๙" w:cs="TH SarabunIT๙"/>
+          <w:sz w:val="32"/>
+          <w:szCs w:val="32"/>
+        </w:rPr>
+        <w:t>school_name</w:t>
+      </w:r>
+      <w:proofErr w:type="spellEnd"/>
+      <w:r>
+        <w:rPr>
+          <w:rFonts w:ascii="TH SarabunIT๙" w:hAnsi="TH SarabunIT๙" w:cs="TH SarabunIT๙"/>
+          <w:sz w:val="32"/>
+          <w:szCs w:val="32"/>
+        </w:rPr>
+        <w:t>}}</w:t>
       </w:r>
     </w:p>
     <w:p>
@@ -1115,7 +1233,27 @@
           <w:bCs/>
           <w:szCs w:val="32"/>
         </w:rPr>
-        <w:t>{{school_name}}</w:t>
+        <w:t>{{</w:t>
+      </w:r>
+      <w:proofErr w:type="spellStart"/>
+      <w:r>
+        <w:rPr>
+          <w:rFonts w:ascii="TH SarabunIT๙" w:hAnsi="TH SarabunIT๙" w:cs="TH SarabunIT๙"/>
+          <w:b/>
+          <w:bCs/>
+          <w:szCs w:val="32"/>
+        </w:rPr>
+        <w:t>school_name</w:t>
+      </w:r>
+      <w:proofErr w:type="spellEnd"/>
+      <w:r>
+        <w:rPr>
+          <w:rFonts w:ascii="TH SarabunIT๙" w:hAnsi="TH SarabunIT๙" w:cs="TH SarabunIT๙"/>
+          <w:b/>
+          <w:bCs/>
+          <w:szCs w:val="32"/>
+        </w:rPr>
+        <w:t>}}</w:t>
       </w:r>
       <w:r>
         <w:rPr>
@@ -1558,7 +1696,25 @@
           <w:szCs w:val="32"/>
           <w:cs/>
         </w:rPr>
-        <w:t>๖. มีคุณสมบัติและไม่มีลักษณะต้องห้ามตามที่คณะกรรมการนโยบายการจัดซื้อจัดจ้างและการบริหารพัสดุภาครัฐกำหนดในราชกิจจานุเบกษา</w:t>
+        <w:t>๖. มีคุณสมบัติและไม่มีลักษณะต้องห้ามตามที่คณะกรรมการนโยบายการจัดซื้อจัดจ้างและการบริหารพัสดุภาครัฐกำหนดในราชกิจจา</w:t>
+      </w:r>
+      <w:proofErr w:type="spellStart"/>
+      <w:r>
+        <w:rPr>
+          <w:rFonts w:ascii="TH SarabunIT๙" w:hAnsi="TH SarabunIT๙" w:cs="TH SarabunIT๙"/>
+          <w:szCs w:val="32"/>
+          <w:cs/>
+        </w:rPr>
+        <w:t>นุเ</w:t>
+      </w:r>
+      <w:proofErr w:type="spellEnd"/>
+      <w:r>
+        <w:rPr>
+          <w:rFonts w:ascii="TH SarabunIT๙" w:hAnsi="TH SarabunIT๙" w:cs="TH SarabunIT๙"/>
+          <w:szCs w:val="32"/>
+          <w:cs/>
+        </w:rPr>
+        <w:t>บกษา</w:t>
       </w:r>
     </w:p>
     <w:p>
@@ -1959,7 +2115,25 @@
                 <w:sz w:val="30"/>
                 <w:szCs w:val="30"/>
               </w:rPr>
-              <w:t>{{idx}}</w:t>
+              <w:t>{{</w:t>
+            </w:r>
+            <w:proofErr w:type="spellStart"/>
+            <w:r>
+              <w:rPr>
+                <w:rFonts w:ascii="TH SarabunIT๙" w:eastAsia="Calibri" w:hAnsi="TH SarabunIT๙" w:cs="TH SarabunIT๙"/>
+                <w:sz w:val="30"/>
+                <w:szCs w:val="30"/>
+              </w:rPr>
+              <w:t>idx</w:t>
+            </w:r>
+            <w:proofErr w:type="spellEnd"/>
+            <w:r>
+              <w:rPr>
+                <w:rFonts w:ascii="TH SarabunIT๙" w:eastAsia="Calibri" w:hAnsi="TH SarabunIT๙" w:cs="TH SarabunIT๙"/>
+                <w:sz w:val="30"/>
+                <w:szCs w:val="30"/>
+              </w:rPr>
+              <w:t>}}</w:t>
             </w:r>
           </w:p>
         </w:tc>
@@ -1982,7 +2156,25 @@
                 <w:sz w:val="30"/>
                 <w:szCs w:val="30"/>
               </w:rPr>
-              <w:t>{{item_name}}</w:t>
+              <w:t>{{</w:t>
+            </w:r>
+            <w:proofErr w:type="spellStart"/>
+            <w:r>
+              <w:rPr>
+                <w:rFonts w:ascii="TH SarabunIT๙" w:eastAsia="Calibri" w:hAnsi="TH SarabunIT๙" w:cs="TH SarabunIT๙"/>
+                <w:sz w:val="30"/>
+                <w:szCs w:val="30"/>
+              </w:rPr>
+              <w:t>item_name</w:t>
+            </w:r>
+            <w:proofErr w:type="spellEnd"/>
+            <w:r>
+              <w:rPr>
+                <w:rFonts w:ascii="TH SarabunIT๙" w:eastAsia="Calibri" w:hAnsi="TH SarabunIT๙" w:cs="TH SarabunIT๙"/>
+                <w:sz w:val="30"/>
+                <w:szCs w:val="30"/>
+              </w:rPr>
+              <w:t>}}</w:t>
             </w:r>
           </w:p>
         </w:tc>
@@ -2031,7 +2223,25 @@
                 <w:sz w:val="30"/>
                 <w:szCs w:val="30"/>
               </w:rPr>
-              <w:t>{{unit_price}}</w:t>
+              <w:t>{{</w:t>
+            </w:r>
+            <w:proofErr w:type="spellStart"/>
+            <w:r>
+              <w:rPr>
+                <w:rFonts w:ascii="TH SarabunIT๙" w:eastAsia="Calibri" w:hAnsi="TH SarabunIT๙" w:cs="TH SarabunIT๙"/>
+                <w:sz w:val="30"/>
+                <w:szCs w:val="30"/>
+              </w:rPr>
+              <w:t>unit_price</w:t>
+            </w:r>
+            <w:proofErr w:type="spellEnd"/>
+            <w:r>
+              <w:rPr>
+                <w:rFonts w:ascii="TH SarabunIT๙" w:eastAsia="Calibri" w:hAnsi="TH SarabunIT๙" w:cs="TH SarabunIT๙"/>
+                <w:sz w:val="30"/>
+                <w:szCs w:val="30"/>
+              </w:rPr>
+              <w:t>}}</w:t>
             </w:r>
           </w:p>
         </w:tc>
@@ -2055,7 +2265,25 @@
                 <w:sz w:val="30"/>
                 <w:szCs w:val="30"/>
               </w:rPr>
-              <w:t>{{unit_price}}</w:t>
+              <w:t>{{</w:t>
+            </w:r>
+            <w:proofErr w:type="spellStart"/>
+            <w:r>
+              <w:rPr>
+                <w:rFonts w:ascii="TH SarabunIT๙" w:eastAsia="Calibri" w:hAnsi="TH SarabunIT๙" w:cs="TH SarabunIT๙"/>
+                <w:sz w:val="30"/>
+                <w:szCs w:val="30"/>
+              </w:rPr>
+              <w:t>unit_price</w:t>
+            </w:r>
+            <w:proofErr w:type="spellEnd"/>
+            <w:r>
+              <w:rPr>
+                <w:rFonts w:ascii="TH SarabunIT๙" w:eastAsia="Calibri" w:hAnsi="TH SarabunIT๙" w:cs="TH SarabunIT๙"/>
+                <w:sz w:val="30"/>
+                <w:szCs w:val="30"/>
+              </w:rPr>
+              <w:t>}}</w:t>
             </w:r>
           </w:p>
         </w:tc>
@@ -2079,7 +2307,25 @@
                 <w:sz w:val="30"/>
                 <w:szCs w:val="30"/>
               </w:rPr>
-              <w:t>{{total_price}}</w:t>
+              <w:t>{{</w:t>
+            </w:r>
+            <w:proofErr w:type="spellStart"/>
+            <w:r>
+              <w:rPr>
+                <w:rFonts w:ascii="TH SarabunIT๙" w:eastAsia="Calibri" w:hAnsi="TH SarabunIT๙" w:cs="TH SarabunIT๙"/>
+                <w:sz w:val="30"/>
+                <w:szCs w:val="30"/>
+              </w:rPr>
+              <w:t>total_price</w:t>
+            </w:r>
+            <w:proofErr w:type="spellEnd"/>
+            <w:r>
+              <w:rPr>
+                <w:rFonts w:ascii="TH SarabunIT๙" w:eastAsia="Calibri" w:hAnsi="TH SarabunIT๙" w:cs="TH SarabunIT๙"/>
+                <w:sz w:val="30"/>
+                <w:szCs w:val="30"/>
+              </w:rPr>
+              <w:t>}}</w:t>
             </w:r>
           </w:p>
         </w:tc>
@@ -2642,7 +2888,23 @@
           <w:rFonts w:ascii="TH SarabunIT๙" w:hAnsi="TH SarabunIT๙" w:cs="TH SarabunIT๙"/>
           <w:szCs w:val="32"/>
         </w:rPr>
-        <w:t>{{school_name}}</w:t>
+        <w:t>{{</w:t>
+      </w:r>
+      <w:proofErr w:type="spellStart"/>
+      <w:r>
+        <w:rPr>
+          <w:rFonts w:ascii="TH SarabunIT๙" w:hAnsi="TH SarabunIT๙" w:cs="TH SarabunIT๙"/>
+          <w:szCs w:val="32"/>
+        </w:rPr>
+        <w:t>school_name</w:t>
+      </w:r>
+      <w:proofErr w:type="spellEnd"/>
+      <w:r>
+        <w:rPr>
+          <w:rFonts w:ascii="TH SarabunIT๙" w:hAnsi="TH SarabunIT๙" w:cs="TH SarabunIT๙"/>
+          <w:szCs w:val="32"/>
+        </w:rPr>
+        <w:t>}}</w:t>
       </w:r>
       <w:r>
         <w:rPr>
@@ -2665,12 +2927,28 @@
           <w:rFonts w:ascii="TH SarabunIT๙" w:eastAsia="Times New Roman" w:hAnsi="TH SarabunIT๙" w:cs="TH SarabunIT๙"/>
           <w:szCs w:val="32"/>
         </w:rPr>
-        <w:t>{{school_amphoe}}</w:t>
-      </w:r>
+        <w:t>{{</w:t>
+      </w:r>
+      <w:proofErr w:type="spellStart"/>
       <w:r>
         <w:rPr>
           <w:rFonts w:ascii="TH SarabunIT๙" w:eastAsia="Times New Roman" w:hAnsi="TH SarabunIT๙" w:cs="TH SarabunIT๙"/>
           <w:szCs w:val="32"/>
+        </w:rPr>
+        <w:t>school_amphoe</w:t>
+      </w:r>
+      <w:proofErr w:type="spellEnd"/>
+      <w:r>
+        <w:rPr>
+          <w:rFonts w:ascii="TH SarabunIT๙" w:eastAsia="Times New Roman" w:hAnsi="TH SarabunIT๙" w:cs="TH SarabunIT๙"/>
+          <w:szCs w:val="32"/>
+        </w:rPr>
+        <w:t>}}</w:t>
+      </w:r>
+      <w:r>
+        <w:rPr>
+          <w:rFonts w:ascii="TH SarabunIT๙" w:eastAsia="Times New Roman" w:hAnsi="TH SarabunIT๙" w:cs="TH SarabunIT๙"/>
+          <w:szCs w:val="32"/>
           <w:cs/>
         </w:rPr>
         <w:t xml:space="preserve"> จังหวัด</w:t>
@@ -2680,7 +2958,23 @@
           <w:rFonts w:ascii="TH SarabunIT๙" w:eastAsia="Times New Roman" w:hAnsi="TH SarabunIT๙" w:cs="TH SarabunIT๙"/>
           <w:szCs w:val="32"/>
         </w:rPr>
-        <w:t>{{school_changwat}}</w:t>
+        <w:t>{{</w:t>
+      </w:r>
+      <w:proofErr w:type="spellStart"/>
+      <w:r>
+        <w:rPr>
+          <w:rFonts w:ascii="TH SarabunIT๙" w:eastAsia="Times New Roman" w:hAnsi="TH SarabunIT๙" w:cs="TH SarabunIT๙"/>
+          <w:szCs w:val="32"/>
+        </w:rPr>
+        <w:t>school_changwat</w:t>
+      </w:r>
+      <w:proofErr w:type="spellEnd"/>
+      <w:r>
+        <w:rPr>
+          <w:rFonts w:ascii="TH SarabunIT๙" w:eastAsia="Times New Roman" w:hAnsi="TH SarabunIT๙" w:cs="TH SarabunIT๙"/>
+          <w:szCs w:val="32"/>
+        </w:rPr>
+        <w:t>}}</w:t>
       </w:r>
     </w:p>
     <w:p>
@@ -2814,134 +3108,24 @@
           <w:rFonts w:ascii="TH SarabunIT๙" w:hAnsi="TH SarabunIT๙" w:cs="TH SarabunIT๙"/>
           <w:szCs w:val="32"/>
         </w:rPr>
-        <w:t>{{school_name}}</w:t>
-      </w:r>
-    </w:p>
-    <w:p>
-      <w:pPr>
-        <w:rPr>
-          <w:rFonts w:ascii="TH SarabunIT๙" w:hAnsi="TH SarabunIT๙" w:cs="TH SarabunIT๙"/>
-          <w:sz w:val="32"/>
-          <w:szCs w:val="32"/>
-        </w:rPr>
-      </w:pPr>
-    </w:p>
-    <w:p>
-      <w:pPr>
-        <w:rPr>
-          <w:rFonts w:ascii="TH SarabunIT๙" w:hAnsi="TH SarabunIT๙" w:cs="TH SarabunIT๙"/>
-          <w:sz w:val="32"/>
-          <w:szCs w:val="32"/>
-        </w:rPr>
-      </w:pPr>
-    </w:p>
-    <w:p>
-      <w:pPr>
-        <w:rPr>
-          <w:rFonts w:ascii="TH SarabunIT๙" w:hAnsi="TH SarabunIT๙" w:cs="TH SarabunIT๙"/>
-          <w:sz w:val="32"/>
-          <w:szCs w:val="32"/>
-        </w:rPr>
-      </w:pPr>
-    </w:p>
-    <w:p>
-      <w:pPr>
-        <w:rPr>
-          <w:rFonts w:ascii="TH SarabunIT๙" w:hAnsi="TH SarabunIT๙" w:cs="TH SarabunIT๙"/>
-          <w:sz w:val="32"/>
-          <w:szCs w:val="32"/>
-        </w:rPr>
-      </w:pPr>
-    </w:p>
-    <w:p>
-      <w:pPr>
-        <w:rPr>
-          <w:rFonts w:ascii="TH SarabunIT๙" w:hAnsi="TH SarabunIT๙" w:cs="TH SarabunIT๙"/>
-          <w:sz w:val="32"/>
-          <w:szCs w:val="32"/>
-        </w:rPr>
-      </w:pPr>
-    </w:p>
-    <w:p>
-      <w:pPr>
-        <w:rPr>
-          <w:rFonts w:ascii="TH SarabunIT๙" w:hAnsi="TH SarabunIT๙" w:cs="TH SarabunIT๙"/>
-          <w:sz w:val="32"/>
-          <w:szCs w:val="32"/>
-        </w:rPr>
-      </w:pPr>
-    </w:p>
-    <w:p>
-      <w:pPr>
-        <w:rPr>
-          <w:rFonts w:ascii="TH SarabunIT๙" w:hAnsi="TH SarabunIT๙" w:cs="TH SarabunIT๙"/>
-          <w:sz w:val="32"/>
-          <w:szCs w:val="32"/>
-        </w:rPr>
-      </w:pPr>
-    </w:p>
-    <w:p>
-      <w:pPr>
-        <w:rPr>
-          <w:rFonts w:ascii="TH SarabunIT๙" w:hAnsi="TH SarabunIT๙" w:cs="TH SarabunIT๙"/>
-          <w:sz w:val="32"/>
-          <w:szCs w:val="32"/>
-        </w:rPr>
-      </w:pPr>
-    </w:p>
-    <w:p>
-      <w:pPr>
-        <w:rPr>
-          <w:rFonts w:ascii="TH SarabunIT๙" w:hAnsi="TH SarabunIT๙" w:cs="TH SarabunIT๙"/>
-          <w:sz w:val="32"/>
-          <w:szCs w:val="32"/>
-        </w:rPr>
-      </w:pPr>
-    </w:p>
-    <w:p>
-      <w:pPr>
-        <w:rPr>
-          <w:rFonts w:ascii="TH SarabunIT๙" w:hAnsi="TH SarabunIT๙" w:cs="TH SarabunIT๙"/>
-          <w:sz w:val="32"/>
-          <w:szCs w:val="32"/>
-        </w:rPr>
-      </w:pPr>
-    </w:p>
-    <w:p>
-      <w:pPr>
-        <w:rPr>
-          <w:rFonts w:ascii="TH SarabunIT๙" w:hAnsi="TH SarabunIT๙" w:cs="TH SarabunIT๙"/>
-          <w:sz w:val="32"/>
-          <w:szCs w:val="32"/>
-        </w:rPr>
-      </w:pPr>
-    </w:p>
-    <w:p>
-      <w:pPr>
-        <w:rPr>
-          <w:rFonts w:ascii="TH SarabunIT๙" w:hAnsi="TH SarabunIT๙" w:cs="TH SarabunIT๙"/>
-          <w:sz w:val="32"/>
-          <w:szCs w:val="32"/>
-        </w:rPr>
-      </w:pPr>
-    </w:p>
-    <w:p>
-      <w:pPr>
-        <w:rPr>
-          <w:rFonts w:ascii="TH SarabunIT๙" w:hAnsi="TH SarabunIT๙" w:cs="TH SarabunIT๙"/>
-          <w:sz w:val="32"/>
-          <w:szCs w:val="32"/>
-        </w:rPr>
-      </w:pPr>
-    </w:p>
-    <w:p>
-      <w:pPr>
-        <w:rPr>
-          <w:rFonts w:ascii="TH SarabunIT๙" w:hAnsi="TH SarabunIT๙" w:cs="TH SarabunIT๙"/>
-          <w:sz w:val="32"/>
-          <w:szCs w:val="32"/>
-        </w:rPr>
-      </w:pPr>
+        <w:t>{{</w:t>
+      </w:r>
+      <w:proofErr w:type="spellStart"/>
+      <w:r>
+        <w:rPr>
+          <w:rFonts w:ascii="TH SarabunIT๙" w:hAnsi="TH SarabunIT๙" w:cs="TH SarabunIT๙"/>
+          <w:szCs w:val="32"/>
+        </w:rPr>
+        <w:t>school_name</w:t>
+      </w:r>
+      <w:proofErr w:type="spellEnd"/>
+      <w:r>
+        <w:rPr>
+          <w:rFonts w:ascii="TH SarabunIT๙" w:hAnsi="TH SarabunIT๙" w:cs="TH SarabunIT๙"/>
+          <w:szCs w:val="32"/>
+        </w:rPr>
+        <w:t>}}</w:t>
+      </w:r>
     </w:p>
     <w:p/>
     <w:sectPr>

--- a/assets/templates/tor_template.docx
+++ b/assets/templates/tor_template.docx
@@ -44,7 +44,7 @@
           <v:shape id="_x0000_s1026" type="#_x0000_t75" alt="" style="position:absolute;left:0;text-align:left;margin-left:-1.5pt;margin-top:-20.3pt;width:53.4pt;height:57.75pt;z-index:251659264;mso-wrap-edited:f;mso-width-percent:0;mso-height-percent:0;mso-position-horizontal-relative:text;mso-position-vertical-relative:text;mso-width-percent:0;mso-height-percent:0" fillcolor="window">
             <v:imagedata r:id="rId6" o:title=""/>
           </v:shape>
-          <o:OLEObject Type="Embed" ProgID="Word.Picture.8" ShapeID="_x0000_s1026" DrawAspect="Content" ObjectID="_1845323335" r:id="rId7"/>
+          <o:OLEObject Type="Embed" ProgID="Word.Picture.8" ShapeID="_x0000_s1026" DrawAspect="Content" ObjectID="_1848472872" r:id="rId7"/>
         </w:object>
       </w:r>
       <w:r>
@@ -263,23 +263,7 @@
           <w:rFonts w:ascii="TH SarabunIT๙" w:hAnsi="TH SarabunIT๙" w:cs="TH SarabunIT๙"/>
           <w:szCs w:val="32"/>
         </w:rPr>
-        <w:t>{{</w:t>
-      </w:r>
-      <w:proofErr w:type="spellStart"/>
-      <w:r>
-        <w:rPr>
-          <w:rFonts w:ascii="TH SarabunIT๙" w:hAnsi="TH SarabunIT๙" w:cs="TH SarabunIT๙"/>
-          <w:szCs w:val="32"/>
-        </w:rPr>
-        <w:t>school_name</w:t>
-      </w:r>
-      <w:proofErr w:type="spellEnd"/>
-      <w:r>
-        <w:rPr>
-          <w:rFonts w:ascii="TH SarabunIT๙" w:hAnsi="TH SarabunIT๙" w:cs="TH SarabunIT๙"/>
-          <w:szCs w:val="32"/>
-        </w:rPr>
-        <w:t>}}</w:t>
+        <w:t>{{school_name}}</w:t>
       </w:r>
     </w:p>
     <w:p>
@@ -369,25 +353,7 @@
           <w:sz w:val="32"/>
           <w:szCs w:val="32"/>
         </w:rPr>
-        <w:t>{{</w:t>
-      </w:r>
-      <w:proofErr w:type="spellStart"/>
-      <w:r>
-        <w:rPr>
-          <w:rFonts w:ascii="TH SarabunIT๙" w:hAnsi="TH SarabunIT๙" w:cs="TH SarabunIT๙"/>
-          <w:sz w:val="32"/>
-          <w:szCs w:val="32"/>
-        </w:rPr>
-        <w:t>school_name</w:t>
-      </w:r>
-      <w:proofErr w:type="spellEnd"/>
-      <w:r>
-        <w:rPr>
-          <w:rFonts w:ascii="TH SarabunIT๙" w:hAnsi="TH SarabunIT๙" w:cs="TH SarabunIT๙"/>
-          <w:sz w:val="32"/>
-          <w:szCs w:val="32"/>
-        </w:rPr>
-        <w:t>}}</w:t>
+        <w:t>{{school_name}}</w:t>
       </w:r>
       <w:r>
         <w:rPr>
@@ -466,25 +432,7 @@
           <w:sz w:val="32"/>
           <w:szCs w:val="32"/>
         </w:rPr>
-        <w:t>{{</w:t>
-      </w:r>
-      <w:proofErr w:type="spellStart"/>
-      <w:r>
-        <w:rPr>
-          <w:rFonts w:ascii="TH SarabunIT๙" w:hAnsi="TH SarabunIT๙" w:cs="TH SarabunIT๙"/>
-          <w:sz w:val="32"/>
-          <w:szCs w:val="32"/>
-        </w:rPr>
-        <w:t>school_name</w:t>
-      </w:r>
-      <w:proofErr w:type="spellEnd"/>
-      <w:r>
-        <w:rPr>
-          <w:rFonts w:ascii="TH SarabunIT๙" w:hAnsi="TH SarabunIT๙" w:cs="TH SarabunIT๙"/>
-          <w:sz w:val="32"/>
-          <w:szCs w:val="32"/>
-        </w:rPr>
-        <w:t>}}</w:t>
+        <w:t>{{school_name}}</w:t>
       </w:r>
       <w:r>
         <w:rPr>
@@ -671,23 +619,7 @@
           <w:rFonts w:ascii="TH SarabunIT๙" w:hAnsi="TH SarabunIT๙" w:cs="TH SarabunIT๙"/>
           <w:szCs w:val="32"/>
         </w:rPr>
-        <w:t>{{</w:t>
-      </w:r>
-      <w:proofErr w:type="spellStart"/>
-      <w:r>
-        <w:rPr>
-          <w:rFonts w:ascii="TH SarabunIT๙" w:hAnsi="TH SarabunIT๙" w:cs="TH SarabunIT๙"/>
-          <w:szCs w:val="32"/>
-        </w:rPr>
-        <w:t>procurement_officer</w:t>
-      </w:r>
-      <w:proofErr w:type="spellEnd"/>
-      <w:r>
-        <w:rPr>
-          <w:rFonts w:ascii="TH SarabunIT๙" w:hAnsi="TH SarabunIT๙" w:cs="TH SarabunIT๙"/>
-          <w:szCs w:val="32"/>
-        </w:rPr>
-        <w:t>}}</w:t>
+        <w:t>{{procurement_officer}}</w:t>
       </w:r>
       <w:r>
         <w:rPr>
@@ -792,23 +724,7 @@
           <w:rFonts w:ascii="TH SarabunIT๙" w:hAnsi="TH SarabunIT๙" w:cs="TH SarabunIT๙"/>
           <w:szCs w:val="32"/>
         </w:rPr>
-        <w:t>{{</w:t>
-      </w:r>
-      <w:proofErr w:type="spellStart"/>
-      <w:r>
-        <w:rPr>
-          <w:rFonts w:ascii="TH SarabunIT๙" w:hAnsi="TH SarabunIT๙" w:cs="TH SarabunIT๙"/>
-          <w:szCs w:val="32"/>
-        </w:rPr>
-        <w:t>procurement_head</w:t>
-      </w:r>
-      <w:proofErr w:type="spellEnd"/>
-      <w:r>
-        <w:rPr>
-          <w:rFonts w:ascii="TH SarabunIT๙" w:hAnsi="TH SarabunIT๙" w:cs="TH SarabunIT๙"/>
-          <w:szCs w:val="32"/>
-        </w:rPr>
-        <w:t>}}</w:t>
+        <w:t>{{procurement_head}}</w:t>
       </w:r>
       <w:r>
         <w:rPr>
@@ -969,23 +885,7 @@
           <w:rFonts w:ascii="TH SarabunIT๙" w:hAnsi="TH SarabunIT๙" w:cs="TH SarabunIT๙"/>
           <w:szCs w:val="32"/>
         </w:rPr>
-        <w:t>{{</w:t>
-      </w:r>
-      <w:proofErr w:type="spellStart"/>
-      <w:r>
-        <w:rPr>
-          <w:rFonts w:ascii="TH SarabunIT๙" w:hAnsi="TH SarabunIT๙" w:cs="TH SarabunIT๙"/>
-          <w:szCs w:val="32"/>
-        </w:rPr>
-        <w:t>director_name</w:t>
-      </w:r>
-      <w:proofErr w:type="spellEnd"/>
-      <w:r>
-        <w:rPr>
-          <w:rFonts w:ascii="TH SarabunIT๙" w:hAnsi="TH SarabunIT๙" w:cs="TH SarabunIT๙"/>
-          <w:szCs w:val="32"/>
-        </w:rPr>
-        <w:t>}}</w:t>
+        <w:t>{{director_name}}</w:t>
       </w:r>
       <w:r>
         <w:rPr>
@@ -1032,25 +932,7 @@
           <w:sz w:val="32"/>
           <w:szCs w:val="32"/>
         </w:rPr>
-        <w:t>{{</w:t>
-      </w:r>
-      <w:proofErr w:type="spellStart"/>
-      <w:r>
-        <w:rPr>
-          <w:rFonts w:ascii="TH SarabunIT๙" w:hAnsi="TH SarabunIT๙" w:cs="TH SarabunIT๙"/>
-          <w:sz w:val="32"/>
-          <w:szCs w:val="32"/>
-        </w:rPr>
-        <w:t>school_name</w:t>
-      </w:r>
-      <w:proofErr w:type="spellEnd"/>
-      <w:r>
-        <w:rPr>
-          <w:rFonts w:ascii="TH SarabunIT๙" w:hAnsi="TH SarabunIT๙" w:cs="TH SarabunIT๙"/>
-          <w:sz w:val="32"/>
-          <w:szCs w:val="32"/>
-        </w:rPr>
-        <w:t>}}</w:t>
+        <w:t>{{school_name}}</w:t>
       </w:r>
     </w:p>
     <w:p>
@@ -1233,27 +1115,7 @@
           <w:bCs/>
           <w:szCs w:val="32"/>
         </w:rPr>
-        <w:t>{{</w:t>
-      </w:r>
-      <w:proofErr w:type="spellStart"/>
-      <w:r>
-        <w:rPr>
-          <w:rFonts w:ascii="TH SarabunIT๙" w:hAnsi="TH SarabunIT๙" w:cs="TH SarabunIT๙"/>
-          <w:b/>
-          <w:bCs/>
-          <w:szCs w:val="32"/>
-        </w:rPr>
-        <w:t>school_name</w:t>
-      </w:r>
-      <w:proofErr w:type="spellEnd"/>
-      <w:r>
-        <w:rPr>
-          <w:rFonts w:ascii="TH SarabunIT๙" w:hAnsi="TH SarabunIT๙" w:cs="TH SarabunIT๙"/>
-          <w:b/>
-          <w:bCs/>
-          <w:szCs w:val="32"/>
-        </w:rPr>
-        <w:t>}}</w:t>
+        <w:t>{{school_name}}</w:t>
       </w:r>
       <w:r>
         <w:rPr>
@@ -1696,25 +1558,7 @@
           <w:szCs w:val="32"/>
           <w:cs/>
         </w:rPr>
-        <w:t>๖. มีคุณสมบัติและไม่มีลักษณะต้องห้ามตามที่คณะกรรมการนโยบายการจัดซื้อจัดจ้างและการบริหารพัสดุภาครัฐกำหนดในราชกิจจา</w:t>
-      </w:r>
-      <w:proofErr w:type="spellStart"/>
-      <w:r>
-        <w:rPr>
-          <w:rFonts w:ascii="TH SarabunIT๙" w:hAnsi="TH SarabunIT๙" w:cs="TH SarabunIT๙"/>
-          <w:szCs w:val="32"/>
-          <w:cs/>
-        </w:rPr>
-        <w:t>นุเ</w:t>
-      </w:r>
-      <w:proofErr w:type="spellEnd"/>
-      <w:r>
-        <w:rPr>
-          <w:rFonts w:ascii="TH SarabunIT๙" w:hAnsi="TH SarabunIT๙" w:cs="TH SarabunIT๙"/>
-          <w:szCs w:val="32"/>
-          <w:cs/>
-        </w:rPr>
-        <w:t>บกษา</w:t>
+        <w:t>๖. มีคุณสมบัติและไม่มีลักษณะต้องห้ามตามที่คณะกรรมการนโยบายการจัดซื้อจัดจ้างและการบริหารพัสดุภาครัฐกำหนดในราชกิจจานุเบกษา</w:t>
       </w:r>
     </w:p>
     <w:p>
@@ -2115,25 +1959,7 @@
                 <w:sz w:val="30"/>
                 <w:szCs w:val="30"/>
               </w:rPr>
-              <w:t>{{</w:t>
-            </w:r>
-            <w:proofErr w:type="spellStart"/>
-            <w:r>
-              <w:rPr>
-                <w:rFonts w:ascii="TH SarabunIT๙" w:eastAsia="Calibri" w:hAnsi="TH SarabunIT๙" w:cs="TH SarabunIT๙"/>
-                <w:sz w:val="30"/>
-                <w:szCs w:val="30"/>
-              </w:rPr>
-              <w:t>idx</w:t>
-            </w:r>
-            <w:proofErr w:type="spellEnd"/>
-            <w:r>
-              <w:rPr>
-                <w:rFonts w:ascii="TH SarabunIT๙" w:eastAsia="Calibri" w:hAnsi="TH SarabunIT๙" w:cs="TH SarabunIT๙"/>
-                <w:sz w:val="30"/>
-                <w:szCs w:val="30"/>
-              </w:rPr>
-              <w:t>}}</w:t>
+              <w:t>{{idx}}</w:t>
             </w:r>
           </w:p>
         </w:tc>
@@ -2156,25 +1982,7 @@
                 <w:sz w:val="30"/>
                 <w:szCs w:val="30"/>
               </w:rPr>
-              <w:t>{{</w:t>
-            </w:r>
-            <w:proofErr w:type="spellStart"/>
-            <w:r>
-              <w:rPr>
-                <w:rFonts w:ascii="TH SarabunIT๙" w:eastAsia="Calibri" w:hAnsi="TH SarabunIT๙" w:cs="TH SarabunIT๙"/>
-                <w:sz w:val="30"/>
-                <w:szCs w:val="30"/>
-              </w:rPr>
-              <w:t>item_name</w:t>
-            </w:r>
-            <w:proofErr w:type="spellEnd"/>
-            <w:r>
-              <w:rPr>
-                <w:rFonts w:ascii="TH SarabunIT๙" w:eastAsia="Calibri" w:hAnsi="TH SarabunIT๙" w:cs="TH SarabunIT๙"/>
-                <w:sz w:val="30"/>
-                <w:szCs w:val="30"/>
-              </w:rPr>
-              <w:t>}}</w:t>
+              <w:t>{{item_name}}</w:t>
             </w:r>
           </w:p>
         </w:tc>
@@ -2223,25 +2031,7 @@
                 <w:sz w:val="30"/>
                 <w:szCs w:val="30"/>
               </w:rPr>
-              <w:t>{{</w:t>
-            </w:r>
-            <w:proofErr w:type="spellStart"/>
-            <w:r>
-              <w:rPr>
-                <w:rFonts w:ascii="TH SarabunIT๙" w:eastAsia="Calibri" w:hAnsi="TH SarabunIT๙" w:cs="TH SarabunIT๙"/>
-                <w:sz w:val="30"/>
-                <w:szCs w:val="30"/>
-              </w:rPr>
-              <w:t>unit_price</w:t>
-            </w:r>
-            <w:proofErr w:type="spellEnd"/>
-            <w:r>
-              <w:rPr>
-                <w:rFonts w:ascii="TH SarabunIT๙" w:eastAsia="Calibri" w:hAnsi="TH SarabunIT๙" w:cs="TH SarabunIT๙"/>
-                <w:sz w:val="30"/>
-                <w:szCs w:val="30"/>
-              </w:rPr>
-              <w:t>}}</w:t>
+              <w:t>{{unit_price}}</w:t>
             </w:r>
           </w:p>
         </w:tc>
@@ -2265,25 +2055,7 @@
                 <w:sz w:val="30"/>
                 <w:szCs w:val="30"/>
               </w:rPr>
-              <w:t>{{</w:t>
-            </w:r>
-            <w:proofErr w:type="spellStart"/>
-            <w:r>
-              <w:rPr>
-                <w:rFonts w:ascii="TH SarabunIT๙" w:eastAsia="Calibri" w:hAnsi="TH SarabunIT๙" w:cs="TH SarabunIT๙"/>
-                <w:sz w:val="30"/>
-                <w:szCs w:val="30"/>
-              </w:rPr>
-              <w:t>unit_price</w:t>
-            </w:r>
-            <w:proofErr w:type="spellEnd"/>
-            <w:r>
-              <w:rPr>
-                <w:rFonts w:ascii="TH SarabunIT๙" w:eastAsia="Calibri" w:hAnsi="TH SarabunIT๙" w:cs="TH SarabunIT๙"/>
-                <w:sz w:val="30"/>
-                <w:szCs w:val="30"/>
-              </w:rPr>
-              <w:t>}}</w:t>
+              <w:t>{{unit_price}}</w:t>
             </w:r>
           </w:p>
         </w:tc>
@@ -2307,25 +2079,7 @@
                 <w:sz w:val="30"/>
                 <w:szCs w:val="30"/>
               </w:rPr>
-              <w:t>{{</w:t>
-            </w:r>
-            <w:proofErr w:type="spellStart"/>
-            <w:r>
-              <w:rPr>
-                <w:rFonts w:ascii="TH SarabunIT๙" w:eastAsia="Calibri" w:hAnsi="TH SarabunIT๙" w:cs="TH SarabunIT๙"/>
-                <w:sz w:val="30"/>
-                <w:szCs w:val="30"/>
-              </w:rPr>
-              <w:t>total_price</w:t>
-            </w:r>
-            <w:proofErr w:type="spellEnd"/>
-            <w:r>
-              <w:rPr>
-                <w:rFonts w:ascii="TH SarabunIT๙" w:eastAsia="Calibri" w:hAnsi="TH SarabunIT๙" w:cs="TH SarabunIT๙"/>
-                <w:sz w:val="30"/>
-                <w:szCs w:val="30"/>
-              </w:rPr>
-              <w:t>}}</w:t>
+              <w:t>{{total_price}}</w:t>
             </w:r>
           </w:p>
         </w:tc>
@@ -2888,23 +2642,7 @@
           <w:rFonts w:ascii="TH SarabunIT๙" w:hAnsi="TH SarabunIT๙" w:cs="TH SarabunIT๙"/>
           <w:szCs w:val="32"/>
         </w:rPr>
-        <w:t>{{</w:t>
-      </w:r>
-      <w:proofErr w:type="spellStart"/>
-      <w:r>
-        <w:rPr>
-          <w:rFonts w:ascii="TH SarabunIT๙" w:hAnsi="TH SarabunIT๙" w:cs="TH SarabunIT๙"/>
-          <w:szCs w:val="32"/>
-        </w:rPr>
-        <w:t>school_name</w:t>
-      </w:r>
-      <w:proofErr w:type="spellEnd"/>
-      <w:r>
-        <w:rPr>
-          <w:rFonts w:ascii="TH SarabunIT๙" w:hAnsi="TH SarabunIT๙" w:cs="TH SarabunIT๙"/>
-          <w:szCs w:val="32"/>
-        </w:rPr>
-        <w:t>}}</w:t>
+        <w:t>{{school_name}}</w:t>
       </w:r>
       <w:r>
         <w:rPr>
@@ -2927,55 +2665,32 @@
           <w:rFonts w:ascii="TH SarabunIT๙" w:eastAsia="Times New Roman" w:hAnsi="TH SarabunIT๙" w:cs="TH SarabunIT๙"/>
           <w:szCs w:val="32"/>
         </w:rPr>
-        <w:t>{{</w:t>
-      </w:r>
-      <w:proofErr w:type="spellStart"/>
+        <w:t>{{school_amphoe}}</w:t>
+      </w:r>
       <w:r>
         <w:rPr>
           <w:rFonts w:ascii="TH SarabunIT๙" w:eastAsia="Times New Roman" w:hAnsi="TH SarabunIT๙" w:cs="TH SarabunIT๙"/>
           <w:szCs w:val="32"/>
-        </w:rPr>
-        <w:t>school_amphoe</w:t>
-      </w:r>
-      <w:proofErr w:type="spellEnd"/>
+          <w:cs/>
+        </w:rPr>
+        <w:t xml:space="preserve"> จังหวัด</w:t>
+      </w:r>
       <w:r>
         <w:rPr>
           <w:rFonts w:ascii="TH SarabunIT๙" w:eastAsia="Times New Roman" w:hAnsi="TH SarabunIT๙" w:cs="TH SarabunIT๙"/>
           <w:szCs w:val="32"/>
         </w:rPr>
-        <w:t>}}</w:t>
-      </w:r>
-      <w:r>
-        <w:rPr>
-          <w:rFonts w:ascii="TH SarabunIT๙" w:eastAsia="Times New Roman" w:hAnsi="TH SarabunIT๙" w:cs="TH SarabunIT๙"/>
-          <w:szCs w:val="32"/>
-          <w:cs/>
-        </w:rPr>
-        <w:t xml:space="preserve"> จังหวัด</w:t>
-      </w:r>
-      <w:r>
-        <w:rPr>
-          <w:rFonts w:ascii="TH SarabunIT๙" w:eastAsia="Times New Roman" w:hAnsi="TH SarabunIT๙" w:cs="TH SarabunIT๙"/>
-          <w:szCs w:val="32"/>
-        </w:rPr>
-        <w:t>{{</w:t>
-      </w:r>
-      <w:proofErr w:type="spellStart"/>
-      <w:r>
-        <w:rPr>
-          <w:rFonts w:ascii="TH SarabunIT๙" w:eastAsia="Times New Roman" w:hAnsi="TH SarabunIT๙" w:cs="TH SarabunIT๙"/>
-          <w:szCs w:val="32"/>
-        </w:rPr>
-        <w:t>school_changwat</w:t>
-      </w:r>
-      <w:proofErr w:type="spellEnd"/>
-      <w:r>
-        <w:rPr>
-          <w:rFonts w:ascii="TH SarabunIT๙" w:eastAsia="Times New Roman" w:hAnsi="TH SarabunIT๙" w:cs="TH SarabunIT๙"/>
-          <w:szCs w:val="32"/>
-        </w:rPr>
-        <w:t>}}</w:t>
-      </w:r>
+        <w:t>{{school_changwat}}</w:t>
+      </w:r>
+    </w:p>
+    <w:p>
+      <w:pPr>
+        <w:rPr>
+          <w:rFonts w:ascii="TH SarabunIT๙" w:hAnsi="TH SarabunIT๙" w:cs="TH SarabunIT๙"/>
+          <w:sz w:val="32"/>
+          <w:szCs w:val="32"/>
+        </w:rPr>
+      </w:pPr>
     </w:p>
     <w:p>
       <w:pPr>
@@ -3108,23 +2823,244 @@
           <w:rFonts w:ascii="TH SarabunIT๙" w:hAnsi="TH SarabunIT๙" w:cs="TH SarabunIT๙"/>
           <w:szCs w:val="32"/>
         </w:rPr>
-        <w:t>{{</w:t>
-      </w:r>
-      <w:proofErr w:type="spellStart"/>
-      <w:r>
-        <w:rPr>
-          <w:rFonts w:ascii="TH SarabunIT๙" w:hAnsi="TH SarabunIT๙" w:cs="TH SarabunIT๙"/>
-          <w:szCs w:val="32"/>
-        </w:rPr>
-        <w:t>school_name</w:t>
-      </w:r>
-      <w:proofErr w:type="spellEnd"/>
-      <w:r>
-        <w:rPr>
-          <w:rFonts w:ascii="TH SarabunIT๙" w:hAnsi="TH SarabunIT๙" w:cs="TH SarabunIT๙"/>
-          <w:szCs w:val="32"/>
-        </w:rPr>
-        <w:t>}}</w:t>
+        <w:t>{{school_name}}</w:t>
+      </w:r>
+    </w:p>
+    <w:p>
+      <w:pPr>
+        <w:spacing w:after="0"/>
+        <w:rPr>
+          <w:rFonts w:ascii="TH SarabunIT๙" w:hAnsi="TH SarabunIT๙" w:cs="TH SarabunIT๙"/>
+          <w:sz w:val="32"/>
+          <w:szCs w:val="32"/>
+        </w:rPr>
+      </w:pPr>
+    </w:p>
+    <w:p>
+      <w:pPr>
+        <w:spacing w:after="0"/>
+        <w:rPr>
+          <w:rFonts w:ascii="TH SarabunIT๙" w:hAnsi="TH SarabunIT๙" w:cs="TH SarabunIT๙"/>
+          <w:sz w:val="32"/>
+          <w:szCs w:val="32"/>
+        </w:rPr>
+      </w:pPr>
+      <w:r>
+        <w:rPr>
+          <w:rFonts w:ascii="TH SarabunIT๙" w:hAnsi="TH SarabunIT๙" w:cs="TH SarabunIT๙"/>
+          <w:sz w:val="32"/>
+          <w:szCs w:val="32"/>
+          <w:cs/>
+        </w:rPr>
+        <w:t>เรียน</w:t>
+      </w:r>
+      <w:r>
+        <w:rPr>
+          <w:rFonts w:ascii="TH SarabunIT๙" w:hAnsi="TH SarabunIT๙" w:cs="TH SarabunIT๙"/>
+          <w:sz w:val="32"/>
+          <w:szCs w:val="32"/>
+          <w:cs/>
+        </w:rPr>
+        <w:t xml:space="preserve"> </w:t>
+      </w:r>
+      <w:r>
+        <w:rPr>
+          <w:rFonts w:ascii="TH SarabunIT๙" w:hAnsi="TH SarabunIT๙" w:cs="TH SarabunIT๙"/>
+          <w:sz w:val="32"/>
+          <w:szCs w:val="32"/>
+          <w:cs/>
+        </w:rPr>
+        <w:t>ผู้อำนวยกา</w:t>
+      </w:r>
+      <w:r>
+        <w:rPr>
+          <w:rFonts w:ascii="TH SarabunIT๙" w:hAnsi="TH SarabunIT๙" w:cs="TH SarabunIT๙" w:hint="cs"/>
+          <w:sz w:val="32"/>
+          <w:szCs w:val="32"/>
+          <w:cs/>
+        </w:rPr>
+        <w:t>ร</w:t>
+      </w:r>
+      <w:r>
+        <w:rPr>
+          <w:rFonts w:ascii="TH SarabunIT๙" w:hAnsi="TH SarabunIT๙" w:cs="TH SarabunIT๙"/>
+          <w:sz w:val="32"/>
+          <w:szCs w:val="32"/>
+          <w:cs/>
+        </w:rPr>
+        <w:t xml:space="preserve">โรงเรียนบ้านป่าเลา </w:t>
+      </w:r>
+    </w:p>
+    <w:p>
+      <w:pPr>
+        <w:spacing w:after="0"/>
+        <w:rPr>
+          <w:rFonts w:ascii="TH SarabunIT๙" w:hAnsi="TH SarabunIT๙" w:cs="TH SarabunIT๙"/>
+        </w:rPr>
+      </w:pPr>
+      <w:r>
+        <w:rPr>
+          <w:rFonts w:ascii="TH SarabunIT๙" w:hAnsi="TH SarabunIT๙" w:cs="TH SarabunIT๙"/>
+          <w:sz w:val="32"/>
+          <w:szCs w:val="32"/>
+        </w:rPr>
+        <w:t xml:space="preserve">       </w:t>
+      </w:r>
+      <w:r>
+        <w:rPr>
+          <w:rFonts w:ascii="TH SarabunIT๙" w:hAnsi="TH SarabunIT๙" w:cs="TH SarabunIT๙"/>
+          <w:sz w:val="32"/>
+          <w:szCs w:val="32"/>
+        </w:rPr>
+        <w:t>-</w:t>
+      </w:r>
+      <w:r>
+        <w:rPr>
+          <w:rFonts w:ascii="TH SarabunIT๙" w:hAnsi="TH SarabunIT๙" w:cs="TH SarabunIT๙"/>
+          <w:sz w:val="32"/>
+          <w:szCs w:val="32"/>
+        </w:rPr>
+        <w:t xml:space="preserve"> </w:t>
+      </w:r>
+      <w:r>
+        <w:rPr>
+          <w:rFonts w:ascii="TH SarabunIT๙" w:hAnsi="TH SarabunIT๙" w:cs="TH SarabunIT๙"/>
+          <w:sz w:val="32"/>
+          <w:szCs w:val="32"/>
+          <w:cs/>
+        </w:rPr>
+        <w:t>เพื่อโปรดพิจารณาอนุมัติ</w:t>
+      </w:r>
+      <w:r>
+        <w:rPr>
+          <w:rFonts w:ascii="TH SarabunIT๙" w:hAnsi="TH SarabunIT๙" w:cs="TH SarabunIT๙"/>
+          <w:sz w:val="32"/>
+          <w:szCs w:val="32"/>
+          <w:cs/>
+        </w:rPr>
+        <w:t xml:space="preserve"> </w:t>
+      </w:r>
+    </w:p>
+    <w:p>
+      <w:pPr>
+        <w:rPr>
+          <w:rFonts w:ascii="TH SarabunIT๙" w:hAnsi="TH SarabunIT๙" w:cs="TH SarabunIT๙"/>
+          <w:sz w:val="32"/>
+          <w:szCs w:val="32"/>
+        </w:rPr>
+      </w:pPr>
+    </w:p>
+    <w:p>
+      <w:pPr>
+        <w:pStyle w:val="a8"/>
+        <w:tabs>
+          <w:tab w:val="left" w:pos="3119"/>
+        </w:tabs>
+        <w:rPr>
+          <w:rFonts w:ascii="TH SarabunIT๙" w:hAnsi="TH SarabunIT๙" w:cs="TH SarabunIT๙"/>
+          <w:szCs w:val="32"/>
+        </w:rPr>
+      </w:pPr>
+      <w:r>
+        <w:rPr>
+          <w:rFonts w:ascii="TH SarabunIT๙" w:hAnsi="TH SarabunIT๙" w:cs="TH SarabunIT๙"/>
+          <w:szCs w:val="32"/>
+        </w:rPr>
+        <w:tab/>
+      </w:r>
+      <w:r>
+        <w:rPr>
+          <w:rFonts w:ascii="TH SarabunIT๙" w:hAnsi="TH SarabunIT๙" w:cs="TH SarabunIT๙"/>
+          <w:szCs w:val="32"/>
+          <w:cs/>
+        </w:rPr>
+        <w:t>ลงชื่อ..............................................</w:t>
+      </w:r>
+    </w:p>
+    <w:p>
+      <w:pPr>
+        <w:pStyle w:val="a8"/>
+        <w:tabs>
+          <w:tab w:val="left" w:pos="3686"/>
+        </w:tabs>
+        <w:rPr>
+          <w:rFonts w:ascii="TH SarabunIT๙" w:hAnsi="TH SarabunIT๙" w:cs="TH SarabunIT๙"/>
+          <w:szCs w:val="32"/>
+        </w:rPr>
+      </w:pPr>
+      <w:r>
+        <w:rPr>
+          <w:rFonts w:ascii="TH SarabunIT๙" w:hAnsi="TH SarabunIT๙" w:cs="TH SarabunIT๙"/>
+          <w:szCs w:val="32"/>
+        </w:rPr>
+        <w:tab/>
+      </w:r>
+      <w:r>
+        <w:rPr>
+          <w:rFonts w:ascii="TH SarabunIT๙" w:hAnsi="TH SarabunIT๙" w:cs="TH SarabunIT๙"/>
+          <w:szCs w:val="32"/>
+          <w:cs/>
+        </w:rPr>
+        <w:t>(</w:t>
+      </w:r>
+      <w:r>
+        <w:rPr>
+          <w:rFonts w:ascii="TH SarabunIT๙" w:hAnsi="TH SarabunIT๙" w:cs="TH SarabunIT๙"/>
+          <w:szCs w:val="32"/>
+        </w:rPr>
+        <w:t>{{director_name}}</w:t>
+      </w:r>
+      <w:r>
+        <w:rPr>
+          <w:rFonts w:ascii="TH SarabunIT๙" w:hAnsi="TH SarabunIT๙" w:cs="TH SarabunIT๙"/>
+          <w:szCs w:val="32"/>
+          <w:cs/>
+        </w:rPr>
+        <w:t>)</w:t>
+      </w:r>
+    </w:p>
+    <w:p>
+      <w:pPr>
+        <w:tabs>
+          <w:tab w:val="left" w:pos="3402"/>
+        </w:tabs>
+        <w:rPr>
+          <w:rFonts w:ascii="TH SarabunIT๙" w:hAnsi="TH SarabunIT๙" w:cs="TH SarabunIT๙"/>
+          <w:sz w:val="32"/>
+          <w:szCs w:val="32"/>
+        </w:rPr>
+      </w:pPr>
+      <w:r>
+        <w:rPr>
+          <w:rFonts w:ascii="TH SarabunIT๙" w:hAnsi="TH SarabunIT๙" w:cs="TH SarabunIT๙"/>
+          <w:szCs w:val="32"/>
+        </w:rPr>
+        <w:tab/>
+      </w:r>
+      <w:r>
+        <w:rPr>
+          <w:rFonts w:ascii="TH SarabunIT๙" w:hAnsi="TH SarabunIT๙" w:cs="TH SarabunIT๙"/>
+          <w:szCs w:val="32"/>
+          <w:cs/>
+        </w:rPr>
+        <w:t>ผู้อำนวยการ</w:t>
+      </w:r>
+      <w:r>
+        <w:rPr>
+          <w:rFonts w:ascii="TH SarabunIT๙" w:hAnsi="TH SarabunIT๙" w:cs="TH SarabunIT๙"/>
+          <w:sz w:val="32"/>
+          <w:szCs w:val="32"/>
+          <w:cs/>
+        </w:rPr>
+        <w:t>โรงเรียน</w:t>
+      </w:r>
+      <w:r>
+        <w:rPr>
+          <w:rFonts w:ascii="TH SarabunIT๙" w:hAnsi="TH SarabunIT๙" w:cs="TH SarabunIT๙"/>
+          <w:sz w:val="32"/>
+          <w:szCs w:val="32"/>
+        </w:rPr>
+        <w:t>{{school_name}}</w:t>
       </w:r>
     </w:p>
     <w:p/>
